--- a/Documentation/M-Duino-Trigger_Box_Code_Explanation/Original_Trigger_Box_Code_Explanation_v000.docx
+++ b/Documentation/M-Duino-Trigger_Box_Code_Explanation/Original_Trigger_Box_Code_Explanation_v000.docx
@@ -82,7 +82,7 @@
                 <w:b w:val="0"/>
                 <w:sz w:val="21"/>
               </w:rPr>
-              <w:t>M-Duino/ArduinoCode/M-Duino_Original/M-Duino_Original.ino</w:t>
+              <w:t>M-DuinoScripts/M-Duino_Original/M-Duino_Original.ino</w:t>
             </w:r>
           </w:p>
         </w:tc>
@@ -132,7 +132,7 @@
                 <w:b w:val="0"/>
                 <w:sz w:val="21"/>
               </w:rPr>
-              <w:t>2026-05-02</w:t>
+              <w:t>2026-05-04</w:t>
             </w:r>
           </w:p>
         </w:tc>
@@ -232,7 +232,7 @@
                 <w:b w:val="0"/>
                 <w:sz w:val="21"/>
               </w:rPr>
-              <w:t>This document describes the original sketch, not the cleaned state-machine rewrite.</w:t>
+              <w:t>This document describes the original sketch, not the cleaned state-machine rewrite in M_Duino_v002.ino.</w:t>
             </w:r>
           </w:p>
         </w:tc>
@@ -265,7 +265,157 @@
         <w:rPr>
           <w:rFonts w:ascii="Arial" w:hAnsi="Arial" w:cs="Arial"/>
         </w:rPr>
-        <w:t>2. What the Original Code Appears to Do</w:t>
+        <w:t>2. Code File Covered Here</w:t>
+      </w:r>
+    </w:p>
+    <w:p>
+      <w:pPr>
+        <w:pStyle w:val="ListBullet"/>
+        <w:spacing w:after="120"/>
+      </w:pPr>
+      <w:r>
+        <w:rPr>
+          <w:rFonts w:ascii="Arial" w:hAnsi="Arial" w:cs="Arial"/>
+        </w:rPr>
+        <w:t>M-DuinoScripts/M-Duino_Original/M-Duino_Original.ino</w:t>
+      </w:r>
+    </w:p>
+    <w:p>
+      <w:r>
+        <w:rPr>
+          <w:rFonts w:ascii="Arial" w:hAnsi="Arial" w:cs="Arial"/>
+        </w:rPr>
+        <w:t>Important note:</w:t>
+      </w:r>
+    </w:p>
+    <w:p>
+      <w:pPr>
+        <w:pStyle w:val="ListBullet"/>
+        <w:spacing w:after="120"/>
+      </w:pPr>
+      <w:r>
+        <w:rPr>
+          <w:rFonts w:ascii="Arial" w:hAnsi="Arial" w:cs="Arial"/>
+        </w:rPr>
+        <w:t>This document describes the original sketch only.</w:t>
+      </w:r>
+    </w:p>
+    <w:p>
+      <w:pPr>
+        <w:pStyle w:val="ListBullet"/>
+        <w:spacing w:after="120"/>
+      </w:pPr>
+      <w:r>
+        <w:rPr>
+          <w:rFonts w:ascii="Arial" w:hAnsi="Arial" w:cs="Arial"/>
+        </w:rPr>
+        <w:t>It does not describe the cleaned state-machine rewrite in `M_Duino_v002.ino`.</w:t>
+      </w:r>
+    </w:p>
+    <w:p>
+      <w:pPr>
+        <w:pStyle w:val="ListBullet"/>
+        <w:spacing w:after="120"/>
+      </w:pPr>
+      <w:r>
+        <w:rPr>
+          <w:rFonts w:ascii="Arial" w:hAnsi="Arial" w:cs="Arial"/>
+        </w:rPr>
+        <w:t>The original `.ino` file is the source of truth for the baseline implementation discussed here.</w:t>
+      </w:r>
+    </w:p>
+    <w:p>
+      <w:pPr>
+        <w:pStyle w:val="Heading1"/>
+      </w:pPr>
+      <w:r>
+        <w:rPr>
+          <w:rFonts w:ascii="Arial" w:hAnsi="Arial" w:cs="Arial"/>
+        </w:rPr>
+        <w:t>3. Relationship to the Later Reviewed Version</w:t>
+      </w:r>
+    </w:p>
+    <w:p>
+      <w:r>
+        <w:rPr>
+          <w:rFonts w:ascii="Arial" w:hAnsi="Arial" w:cs="Arial"/>
+        </w:rPr>
+        <w:t>This document describes the original baseline code that was later improved in the reviewed firmware.</w:t>
+      </w:r>
+    </w:p>
+    <w:p>
+      <w:r>
+        <w:rPr>
+          <w:rFonts w:ascii="Arial" w:hAnsi="Arial" w:cs="Arial"/>
+        </w:rPr>
+        <w:t>The later reviewed version is:</w:t>
+      </w:r>
+    </w:p>
+    <w:p>
+      <w:pPr>
+        <w:pStyle w:val="ListBullet"/>
+        <w:spacing w:after="120"/>
+      </w:pPr>
+      <w:r>
+        <w:rPr>
+          <w:rFonts w:ascii="Arial" w:hAnsi="Arial" w:cs="Arial"/>
+        </w:rPr>
+        <w:t>M-DuinoScripts/M_Duino_v002/M_Duino_v002.ino</w:t>
+      </w:r>
+    </w:p>
+    <w:p>
+      <w:r>
+        <w:rPr>
+          <w:rFonts w:ascii="Arial" w:hAnsi="Arial" w:cs="Arial"/>
+        </w:rPr>
+        <w:t>So the intended interpretation is:</w:t>
+      </w:r>
+    </w:p>
+    <w:p>
+      <w:pPr>
+        <w:pStyle w:val="ListBullet"/>
+        <w:spacing w:after="120"/>
+      </w:pPr>
+      <w:r>
+        <w:rPr>
+          <w:rFonts w:ascii="Arial" w:hAnsi="Arial" w:cs="Arial"/>
+        </w:rPr>
+        <w:t>this document explains the original implementation and its risks</w:t>
+      </w:r>
+    </w:p>
+    <w:p>
+      <w:pPr>
+        <w:pStyle w:val="ListBullet"/>
+        <w:spacing w:after="120"/>
+      </w:pPr>
+      <w:r>
+        <w:rPr>
+          <w:rFonts w:ascii="Arial" w:hAnsi="Arial" w:cs="Arial"/>
+        </w:rPr>
+        <w:t>the reviewed controller document explains the later improved version</w:t>
+      </w:r>
+    </w:p>
+    <w:p>
+      <w:pPr>
+        <w:pStyle w:val="ListBullet"/>
+        <w:spacing w:after="120"/>
+      </w:pPr>
+      <w:r>
+        <w:rPr>
+          <w:rFonts w:ascii="Arial" w:hAnsi="Arial" w:cs="Arial"/>
+        </w:rPr>
+        <w:t>the two documents should not be treated as describing the same firmware file</w:t>
+      </w:r>
+    </w:p>
+    <w:p>
+      <w:pPr>
+        <w:pStyle w:val="Heading1"/>
+      </w:pPr>
+      <w:r>
+        <w:rPr>
+          <w:rFonts w:ascii="Arial" w:hAnsi="Arial" w:cs="Arial"/>
+        </w:rPr>
+        <w:t>4. What the Original Code Appears to Do</w:t>
       </w:r>
     </w:p>
     <w:p>
@@ -292,7 +442,7 @@
         <w:rPr>
           <w:rFonts w:ascii="Arial" w:hAnsi="Arial" w:cs="Arial"/>
         </w:rPr>
-        <w:t>3. Expected Sequence from the Original Logic</w:t>
+        <w:t>5. Expected Sequence from the Original Logic</w:t>
       </w:r>
     </w:p>
     <w:p>
@@ -356,7 +506,7 @@
         <w:rPr>
           <w:rFonts w:ascii="Arial" w:hAnsi="Arial" w:cs="Arial"/>
         </w:rPr>
-        <w:t>4. Missing Comments and Hidden Assumptions</w:t>
+        <w:t>6. Missing Comments and Hidden Assumptions</w:t>
       </w:r>
     </w:p>
     <w:p>
@@ -423,7 +573,7 @@
         <w:rPr>
           <w:rFonts w:ascii="Arial" w:hAnsi="Arial" w:cs="Arial"/>
         </w:rPr>
-        <w:t>5. Hidden Time Units in the Original Code</w:t>
+        <w:t>7. Hidden Time Units in the Original Code</w:t>
       </w:r>
     </w:p>
     <w:p>
@@ -950,7 +1100,7 @@
         <w:rPr>
           <w:rFonts w:ascii="Arial" w:hAnsi="Arial" w:cs="Arial"/>
         </w:rPr>
-        <w:t>6. Main Technical Issues in the Original Sketch</w:t>
+        <w:t>8. Main Technical Issues in the Original Sketch</w:t>
       </w:r>
     </w:p>
     <w:tbl>
@@ -1495,7 +1645,7 @@
         <w:rPr>
           <w:rFonts w:ascii="Arial" w:hAnsi="Arial" w:cs="Arial"/>
         </w:rPr>
-        <w:t>7. Original Hydrogen-Test Logic in Words</w:t>
+        <w:t>9. Original Hydrogen-Test Logic in Words</w:t>
       </w:r>
     </w:p>
     <w:p>
@@ -1602,7 +1752,7 @@
         <w:rPr>
           <w:rFonts w:ascii="Arial" w:hAnsi="Arial" w:cs="Arial"/>
         </w:rPr>
-        <w:t>8. Why the Original File Is Hard to Debug</w:t>
+        <w:t>10. Why the Original File Is Hard to Debug</w:t>
       </w:r>
     </w:p>
     <w:p>
@@ -1629,7 +1779,7 @@
         <w:rPr>
           <w:rFonts w:ascii="Arial" w:hAnsi="Arial" w:cs="Arial"/>
         </w:rPr>
-        <w:t>9. Safety Concerns Specific to the Original Code</w:t>
+        <w:t>11. Safety Concerns Specific to the Original Code</w:t>
       </w:r>
     </w:p>
     <w:p>
@@ -1688,7 +1838,7 @@
         <w:rPr>
           <w:rFonts w:ascii="Arial" w:hAnsi="Arial" w:cs="Arial"/>
         </w:rPr>
-        <w:t>10. Practical Reading of the Original File</w:t>
+        <w:t>12. Practical Reading of the Original File</w:t>
       </w:r>
     </w:p>
     <w:p>
@@ -1707,7 +1857,7 @@
         <w:rPr>
           <w:rFonts w:ascii="Arial" w:hAnsi="Arial" w:cs="Arial"/>
         </w:rPr>
-        <w:t>11. Short Summary</w:t>
+        <w:t>13. Short Summary</w:t>
       </w:r>
     </w:p>
     <w:p>

--- a/Documentation/M-Duino-Trigger_Box_Code_Explanation/Original_Trigger_Box_Code_Explanation_v000.docx
+++ b/Documentation/M-Duino-Trigger_Box_Code_Explanation/Original_Trigger_Box_Code_Explanation_v000.docx
@@ -132,7 +132,7 @@
                 <w:b w:val="0"/>
                 <w:sz w:val="21"/>
               </w:rPr>
-              <w:t>2026-05-04</w:t>
+              <w:t>2026-05-05</w:t>
             </w:r>
           </w:p>
         </w:tc>
@@ -232,7 +232,7 @@
                 <w:b w:val="0"/>
                 <w:sz w:val="21"/>
               </w:rPr>
-              <w:t>This document describes the original sketch, not the cleaned state-machine rewrite in M_Duino_v002.ino.</w:t>
+              <w:t>This document describes the original sketch, not the later cleaned state-machine review path that currently reaches M_Duino_v005.ino.</w:t>
             </w:r>
           </w:p>
         </w:tc>
@@ -309,7 +309,7 @@
         <w:rPr>
           <w:rFonts w:ascii="Arial" w:hAnsi="Arial" w:cs="Arial"/>
         </w:rPr>
-        <w:t>It does not describe the cleaned state-machine rewrite in `M_Duino_v002.ino`.</w:t>
+        <w:t>It does not describe the later cleaned state-machine review path that currently reaches `M_Duino_v005.ino`.</w:t>
       </w:r>
     </w:p>
     <w:p>
@@ -348,7 +348,7 @@
         <w:rPr>
           <w:rFonts w:ascii="Arial" w:hAnsi="Arial" w:cs="Arial"/>
         </w:rPr>
-        <w:t>The later reviewed version is:</w:t>
+        <w:t>The current reviewed production version is:</w:t>
       </w:r>
     </w:p>
     <w:p>
@@ -360,7 +360,7 @@
         <w:rPr>
           <w:rFonts w:ascii="Arial" w:hAnsi="Arial" w:cs="Arial"/>
         </w:rPr>
-        <w:t>M-DuinoScripts/M_Duino_v002/M_Duino_v002.ino</w:t>
+        <w:t>M-DuinoScripts/M_Duino_v005/M_Duino_v005.ino</w:t>
       </w:r>
     </w:p>
     <w:p>
